--- a/projects/valuepickr-open-screen/docs/Rajratan Global.docx
+++ b/projects/valuepickr-open-screen/docs/Rajratan Global.docx
@@ -3492,6 +3492,187 @@
           <w:szCs w:val="18"/>
         </w:rPr>
         <w:t xml:space="preserve">This is independent research and analysis for informational purposes only, not personalized financial or investment advice. Past multi-bagger performance and forum/social sentiment are not indicators of future returns. Do your own due diligence before investing.</w:t>
+      </w:r>
+    </w:p>
+    <w:p/>
+    <w:p>
+      <w:r>
+        <w:rPr>
+          <w:b/>
+          <w:sz w:val="28"/>
+        </w:rPr>
+        <w:t>🔄 RESEARCH UPDATE - 2026-10-05</w:t>
+      </w:r>
+    </w:p>
+    <w:p>
+      <w:r>
+        <w:rPr>
+          <w:b/>
+        </w:rPr>
+        <w:t>📊 Key Metrics:</w:t>
+      </w:r>
+    </w:p>
+    <w:p>
+      <w:pPr>
+        <w:ind w:left="360"/>
+      </w:pPr>
+      <w:r>
+        <w:t xml:space="preserve">  • Company: Rajratan Global</w:t>
+      </w:r>
+    </w:p>
+    <w:p>
+      <w:pPr>
+        <w:ind w:left="360"/>
+      </w:pPr>
+      <w:r>
+        <w:t xml:space="preserve">  • Conviction: Not rated</w:t>
+      </w:r>
+    </w:p>
+    <w:p>
+      <w:pPr>
+        <w:ind w:left="360"/>
+      </w:pPr>
+      <w:r>
+        <w:t xml:space="preserve">  • Thesis: 100x-in-10-years</w:t>
+      </w:r>
+    </w:p>
+    <w:p>
+      <w:pPr>
+        <w:ind w:left="360"/>
+      </w:pPr>
+      <w:r>
+        <w:t xml:space="preserve">  • 4-Box Score: 3.0</w:t>
+      </w:r>
+    </w:p>
+    <w:p>
+      <w:pPr>
+        <w:ind w:left="360"/>
+      </w:pPr>
+      <w:r>
+        <w:t xml:space="preserve">  • Research Date: 2026-10-01</w:t>
+      </w:r>
+    </w:p>
+    <w:p>
+      <w:pPr>
+        <w:ind w:left="360"/>
+      </w:pPr>
+      <w:r>
+        <w:t xml:space="preserve">  • Red Flag: CLEAR</w:t>
+      </w:r>
+    </w:p>
+    <w:p/>
+    <w:p>
+      <w:r>
+        <w:rPr>
+          <w:b/>
+        </w:rPr>
+        <w:t>📝 Verdict:</w:t>
+      </w:r>
+    </w:p>
+    <w:p>
+      <w:pPr>
+        <w:ind w:left="360"/>
+      </w:pPr>
+      <w:r>
+        <w:t>Real switching-cost moat finally showing a confirming margin print after 4 years of guided-but-missed recovery -- conviction moves up, but at a rich multiple</w:t>
+      </w:r>
+    </w:p>
+    <w:p/>
+    <w:p>
+      <w:r>
+        <w:rPr>
+          <w:b/>
+        </w:rPr>
+        <w:t>📈 Bull Case:</w:t>
+      </w:r>
+    </w:p>
+    <w:p>
+      <w:pPr>
+        <w:ind w:left="360"/>
+      </w:pPr>
+      <w:r>
+        <w:t>Verifiable moat, not a narrative one: 42-43% India market share, sole Thailand manufacturer, and multi-year OEM qualification barriers keep 85% of revenue with 5+yr-tenure customers (MRF, Apollo, Bridgestone, Michelin among them)</w:t>
+      </w:r>
+    </w:p>
+    <w:p>
+      <w:pPr>
+        <w:ind w:left="360"/>
+      </w:pPr>
+      <w:r>
+        <w:t>Q1 FY27 is the first quarter in four years where guided margin recovery (13-13.5%) actually matched delivered margin (~13.1%), with EBITDA +35% YoY and PAT +70% YoY -- a real operating-leverage inflection if it holds</w:t>
+      </w:r>
+    </w:p>
+    <w:p>
+      <w:pPr>
+        <w:ind w:left="360"/>
+      </w:pPr>
+      <w:r>
+        <w:t>Chennai Phase-1 broke even and hit 85-90% utilisation ahead of schedule; Phase-2 doubling to 60,000 TPA (Q2 FY27) plus export growth (US +30%, Europe +50%, Japan emerging) extend the volume runway without needing new moat to be built</w:t>
+      </w:r>
+    </w:p>
+    <w:p>
+      <w:pPr>
+        <w:ind w:left="360"/>
+      </w:pPr>
+      <w:r>
+        <w:t>Promoter holding 65.2% with no pledge, debt-preferred (not equity-diluted) capital allocation, and a disciplined, capability-building (not scattergun) approach to the steel-cord adjacency</w:t>
+      </w:r>
+    </w:p>
+    <w:p>
+      <w:pPr>
+        <w:ind w:left="360"/>
+      </w:pPr>
+      <w:r>
+        <w:t>PLI eligibility for Chennai (8% on incremental sales, Rs40-50cr over 5 years) is explicitly excluded from management's own projections -- real, unpriced optionality if it comes through</w:t>
+      </w:r>
+    </w:p>
+    <w:p/>
+    <w:p>
+      <w:r>
+        <w:rPr>
+          <w:b/>
+        </w:rPr>
+        <w:t>📉 Bear Case:</w:t>
+      </w:r>
+    </w:p>
+    <w:p>
+      <w:pPr>
+        <w:ind w:left="360"/>
+      </w:pPr>
+      <w:r>
+        <w:t>From FY22 to FY25, management guided margin recovery every year and missed every year as EBITDA margin fell from 20.3% to 12.1% -- Q1 FY27's single confirming print does not yet prove the multi-year pattern has broken</w:t>
+      </w:r>
+    </w:p>
+    <w:p>
+      <w:pPr>
+        <w:ind w:left="360"/>
+      </w:pPr>
+      <w:r>
+        <w:t>Wire-rod (steel) cost, ~62% of revenue, is unhedged with quarterly repricing against monthly purchases -- the exact mechanism that caused Q4 FY26's 420bps margin compression in one quarter can recur on any commodity spike</w:t>
+      </w:r>
+    </w:p>
+    <w:p>
+      <w:pPr>
+        <w:ind w:left="360"/>
+      </w:pPr>
+      <w:r>
+        <w:t>Valuation has re-rated to ~29-31x trailing, reclassified 'expensive' by automated screens in late Sept 2026 -- the market is now pricing continued margin durability on the strength of one quarter's data</w:t>
+      </w:r>
+    </w:p>
+    <w:p>
+      <w:pPr>
+        <w:ind w:left="360"/>
+      </w:pPr>
+      <w:r>
+        <w:t>Global bead-wire capacity is expanding (Chinese dumping into Southeast Asia, new Indian entrants) even as Rajratan itself adds capacity (Chennai, steel cord) -- a crowded-supply risk that could cap the margin recovery regardless of Rajratan's own execution</w:t>
+      </w:r>
+    </w:p>
+    <w:p>
+      <w:pPr>
+        <w:ind w:left="360"/>
+      </w:pPr>
+      <w:r>
+        <w:t>Export growth (particularly US) is stretching working capital via extended receivable cycles (30-60 days post-receipt); the steel-cord pilot's conversion from trial to scale is explicitly unproven</w:t>
       </w:r>
     </w:p>
     <w:sectPr>
